--- a/docs/literature/Literature_review_TMLE_Continuous_Time_Outcome_Means_Under_Intervention_2020-2026.docx
+++ b/docs/literature/Literature_review_TMLE_Continuous_Time_Outcome_Means_Under_Intervention_2020-2026.docx
@@ -299,7 +299,7 @@
         <w:t xml:space="preserve">Innovation:</w:t>
       </w:r>
       <w:r>
-        <w:t xml:space="preserve"> where the paper fits in Part I and what new it brings.</w:t>
+        <w:t xml:space="preserve"> where the paper fits in Part I and what it adds.</w:t>
       </w:r>
     </w:p>
     <w:p>
@@ -5691,7 +5691,7 @@
         </m:r>
       </m:oMath>
       <w:r>
-        <w:t xml:space="preserve">, not the ratio of instantaneous risks (hazards), which has no direct causal interpretation. With the cause-specific hazards </w:t>
+        <w:t xml:space="preserve">, not the hazard ratio (the ratio of instantaneous risks), which has no direct causal interpretation. With the cause-specific hazards </w:t>
       </w:r>
       <m:oMath>
         <m:sSub>
@@ -6665,7 +6665,7 @@
         <w:t xml:space="preserve">representative formulations</w:t>
       </w:r>
       <w:r>
-        <w:t xml:space="preserve"> of the paper's framework, because no full text was opened; those marked “derived” are derivations of this document.</w:t>
+        <w:t xml:space="preserve"> of the paper's framework, because no full text was opened; those marked “derived” are this document's own derivations.</w:t>
       </w:r>
     </w:p>
     <w:p>
@@ -9415,7 +9415,7 @@
             <w:vAlign w:val="top"/>
           </w:tcPr>
           <w:p>
-            <w:hyperlink w:history="1" r:id="rIddjhj07rgc9xw1fbqfkeye">
+            <w:hyperlink w:history="1" r:id="rIdxkjhaiy02a1a0uhgcqktt">
               <w:r>
                 <w:rPr>
                   <w:color w:val="1D4ED8"/>
@@ -11129,7 +11129,7 @@
             <w:vAlign w:val="top"/>
           </w:tcPr>
           <w:p>
-            <w:hyperlink w:history="1" r:id="rIdojweki9rdnommqwfd47x-">
+            <w:hyperlink w:history="1" r:id="rIdbqllw4zujaifht1w8m6so">
               <w:r>
                 <w:rPr>
                   <w:color w:val="1D4ED8"/>
@@ -12553,7 +12553,7 @@
             <w:vAlign w:val="top"/>
           </w:tcPr>
           <w:p>
-            <w:hyperlink w:history="1" r:id="rIdyn-qfv0oj2hkwmxtja1fv">
+            <w:hyperlink w:history="1" r:id="rId1bpfcqgcczdnnkteci40s">
               <w:r>
                 <w:rPr>
                   <w:color w:val="1D4ED8"/>
@@ -14052,7 +14052,7 @@
             <w:vAlign w:val="top"/>
           </w:tcPr>
           <w:p>
-            <w:hyperlink w:history="1" r:id="rIdw5lyny7lu8wdvmepy-cyz">
+            <w:hyperlink w:history="1" r:id="rIdeuru8_0nfbyh26gyh6i6u">
               <w:r>
                 <w:rPr>
                   <w:color w:val="1D4ED8"/>
@@ -14243,7 +14243,7 @@
         <w:t xml:space="preserve">Summary. </w:t>
       </w:r>
       <w:r>
-        <w:t xml:space="preserve">The paper treats dynamic binary choice models in which the per-period utility is known up to a finite number of parameters, while the distribution of the utility shocks is left unrestricted. Identification rests on a new recursive representation of the unknown quantile function of the shocks. The estimators are simple to compute and resemble the classical semiparametric regression and average-derivative estimators, with Fredholm integral operators. Monte Carlo simulations show good small-sample behavior, and the preprint version adds an application to the labor supply of New York taxi drivers. The result is the structural parameters of a forward-looking decision process, with which counterfactual policies can be simulated.</w:t>
+        <w:t xml:space="preserve">The paper treats dynamic binary choice models in which the per-period utility is known up to a finite number of parameters, while the distribution of the utility shocks is left unrestricted. Identification rests on a new recursive representation of the unknown quantile function of the shocks. The estimators are simple to compute and resemble the classical semiparametric regression and average-derivative estimators, with Fredholm integral operators. Monte Carlo simulations show good small-sample behavior, and the preprint version adds an application to the labor supply of New York taxi drivers. The results are the structural parameters of a forward-looking decision process, with which counterfactual policies can be simulated.</w:t>
       </w:r>
     </w:p>
     <w:p>
@@ -15485,7 +15485,7 @@
             <w:vAlign w:val="top"/>
           </w:tcPr>
           <w:p>
-            <w:hyperlink w:history="1" r:id="rId7r-o0znajxlapi2ctcvlx">
+            <w:hyperlink w:history="1" r:id="rId79mhxcfpisx1oyaaakz6c">
               <w:r>
                 <w:rPr>
                   <w:color w:val="1D4ED8"/>
@@ -17436,7 +17436,7 @@
             <w:vAlign w:val="top"/>
           </w:tcPr>
           <w:p>
-            <w:hyperlink w:history="1" r:id="rIdq0wy3ev5iq3lwm9rgzfxo">
+            <w:hyperlink w:history="1" r:id="rIdrgo9glx0i2pt6ravlvkij">
               <w:r>
                 <w:rPr>
                   <w:color w:val="1D4ED8"/>
@@ -17627,7 +17627,7 @@
         <w:t xml:space="preserve">Summary. </w:t>
       </w:r>
       <w:r>
-        <w:t xml:space="preserve">The paper treats multidimensional causal parameters in survival and competing risks, with event times on the real line and right censoring: treatment effects on several absolute risks at once, or on a full survival or risk curve. The focus is on baseline treatment decisions confounded by pre-treatment covariates. The construction is a one-dimensional universal least favorable submodel for each cause-specific hazard, applied in recursive steps along a multidimensional submodel. In this way a single targeting path solves at once the efficient score equations for every time and every cause, and the curves stay monotone and compatible with the model. The result is simultaneous confidence bands from the multidimensional efficient influence function.</w:t>
+        <w:t xml:space="preserve">The paper treats multidimensional causal parameters in survival and competing risks, with event times on the real line and right censoring: treatment effects on several absolute risks at once, or on a full survival or risk curve. The focus is on baseline treatment decisions confounded by pre-treatment covariates. The construction is a one-dimensional universal least favorable submodel for each cause-specific hazard, applied in recursive steps along a multidimensional submodel. In this way a single targeting path solves at once the efficient score equations for every time and every cause, and the curves stay monotone and compatible with the model. The results are simultaneous confidence bands from the multidimensional efficient influence function.</w:t>
       </w:r>
     </w:p>
     <w:p>
@@ -18904,7 +18904,7 @@
             <w:vAlign w:val="top"/>
           </w:tcPr>
           <w:p>
-            <w:hyperlink w:history="1" r:id="rIdrqgopqvz2-runageaba6_">
+            <w:hyperlink w:history="1" r:id="rIdmftuin1uc2ecifta-o4ry">
               <w:r>
                 <w:rPr>
                   <w:color w:val="1D4ED8"/>
@@ -19095,7 +19095,7 @@
         <w:t xml:space="preserve">Summary. </w:t>
       </w:r>
       <w:r>
-        <w:t xml:space="preserve">The Deep LTMLE method estimates counterfactual mean outcomes under dynamic treatment policies in longitudinal data, that is, the discrete-time version of the parameter of the reference article. The initial estimate is made with a transformer with heterogeneous embeddings by variable type, trained with temporal-difference learning: all sequential regressions are learned together, in a single network. After it, the TMLE targeting step is applied, which corrects the usual bias of machine learning and gives 95% confidence intervals from asymptotic theory. In simulations the method is better especially in complex scenarios with a long horizon, and it matches asymptotically efficient estimators in short cases with few data. The application compares standard and intensive blood-pressure management in a cardiovascular cohort.</w:t>
+        <w:t xml:space="preserve">The Deep LTMLE method estimates counterfactual mean outcomes under dynamic treatment policies in longitudinal data, that is, the discrete-time version of the parameter of the reference article. The initial estimate is made with a transformer with heterogeneous embeddings by variable type, trained with temporal-difference learning: all sequential regressions are learned together, in a single network. Then the TMLE targeting step is applied, which corrects the usual bias of machine learning and gives 95% confidence intervals from asymptotic theory. In simulations the method is better especially in complex scenarios with a long horizon, and it matches asymptotically efficient estimators in short cases with few data. The application compares standard and intensive blood-pressure management in a cardiovascular cohort.</w:t>
       </w:r>
     </w:p>
     <w:p>
@@ -20399,7 +20399,7 @@
             <w:vAlign w:val="top"/>
           </w:tcPr>
           <w:p>
-            <w:hyperlink w:history="1" r:id="rIdqkwtwvplgda9se9klsfcg">
+            <w:hyperlink w:history="1" r:id="rIdkca64-c72nkss8_6hx1lw">
               <w:r>
                 <w:rPr>
                   <w:color w:val="1D4ED8"/>
@@ -22194,7 +22194,7 @@
             <w:vAlign w:val="top"/>
           </w:tcPr>
           <w:p>
-            <w:hyperlink w:history="1" r:id="rIdof-qbpq9t4rvqbgghmyzu">
+            <w:hyperlink w:history="1" r:id="rIdaxcbf2b6ux_d_u-uw73fk">
               <w:r>
                 <w:rPr>
                   <w:color w:val="1D4ED8"/>
@@ -23766,7 +23766,7 @@
             <w:vAlign w:val="top"/>
           </w:tcPr>
           <w:p>
-            <w:hyperlink w:history="1" r:id="rIdzqvtkgvbu4q6vcmtzkv6r">
+            <w:hyperlink w:history="1" r:id="rIdf1qftbsnibpe1r7tqumqe">
               <w:r>
                 <w:rPr>
                   <w:color w:val="1D4ED8"/>
@@ -25428,7 +25428,7 @@
             <w:vAlign w:val="top"/>
           </w:tcPr>
           <w:p>
-            <w:hyperlink w:history="1" r:id="rIdr_6z9ghdjhwzez--iiisr">
+            <w:hyperlink w:history="1" r:id="rIdwugmpp0dn8nora8ndwm0k">
               <w:r>
                 <w:rPr>
                   <w:color w:val="1D4ED8"/>
@@ -27107,7 +27107,7 @@
             <w:vAlign w:val="top"/>
           </w:tcPr>
           <w:p>
-            <w:hyperlink w:history="1" r:id="rId2cqsf574_fjpjfjqirobv">
+            <w:hyperlink w:history="1" r:id="rIdhldx5lnzjhz8usy4vyjsu">
               <w:r>
                 <w:rPr>
                   <w:color w:val="1D4ED8"/>
@@ -28081,7 +28081,7 @@
             <w:vAlign w:val="top"/>
           </w:tcPr>
           <w:p>
-            <w:hyperlink w:history="1" r:id="rId9kaazg77xg_ka2zuc8vtq">
+            <w:hyperlink w:history="1" r:id="rIdld-ti9-7uw9hn8kk24mor">
               <w:r>
                 <w:rPr>
                   <w:color w:val="1D4ED8"/>
@@ -30142,7 +30142,7 @@
             <w:vAlign w:val="top"/>
           </w:tcPr>
           <w:p>
-            <w:hyperlink w:history="1" r:id="rIdn74exyt3kkgomwkfs2m4s">
+            <w:hyperlink w:history="1" r:id="rIdvyezxsu2l6yr6uqugyrmf">
               <w:r>
                 <w:rPr>
                   <w:color w:val="1D4ED8"/>
@@ -31931,7 +31931,7 @@
             <w:vAlign w:val="top"/>
           </w:tcPr>
           <w:p>
-            <w:hyperlink w:history="1" r:id="rId50df30q-xu6cpwyf8-v1z">
+            <w:hyperlink w:history="1" r:id="rIdzhbycyauzeklkuepjgbyh">
               <w:r>
                 <w:rPr>
                   <w:color w:val="1D4ED8"/>
@@ -33274,7 +33274,7 @@
             <w:vAlign w:val="top"/>
           </w:tcPr>
           <w:p>
-            <w:hyperlink w:history="1" r:id="rIdvjmdqxlu1yrhaqtjhrk63">
+            <w:hyperlink w:history="1" r:id="rIdbp267bjgw30nzosjwskt4">
               <w:r>
                 <w:rPr>
                   <w:color w:val="1D4ED8"/>
@@ -34917,7 +34917,7 @@
             <w:vAlign w:val="top"/>
           </w:tcPr>
           <w:p>
-            <w:hyperlink w:history="1" r:id="rIdxpshw4iprjox855elxykx">
+            <w:hyperlink w:history="1" r:id="rIdmse-uqmus1r_jk8heeqqe">
               <w:r>
                 <w:rPr>
                   <w:color w:val="1D4ED8"/>
@@ -36327,7 +36327,7 @@
             <w:vAlign w:val="top"/>
           </w:tcPr>
           <w:p>
-            <w:hyperlink w:history="1" r:id="rIdv8qtwxh5pq0eljqthoipa">
+            <w:hyperlink w:history="1" r:id="rIdzfsvuwqbhot05ee7ukoac">
               <w:r>
                 <w:rPr>
                   <w:color w:val="1D4ED8"/>
@@ -37633,7 +37633,7 @@
             <w:vAlign w:val="top"/>
           </w:tcPr>
           <w:p>
-            <w:hyperlink w:history="1" r:id="rIdhrujqiebmuwx9q_pwc6l6">
+            <w:hyperlink w:history="1" r:id="rIdzzn76txve8phncllh_nz5">
               <w:r>
                 <w:rPr>
                   <w:color w:val="1D4ED8"/>
@@ -37824,7 +37824,7 @@
         <w:t xml:space="preserve">Summary. </w:t>
       </w:r>
       <w:r>
-        <w:t xml:space="preserve">The paper builds on counterfactual mean embeddings, which represent the whole distribution of a potential outcome as an element of a reproducing kernel Hilbert space. It proposes improved estimators of these embeddings, modeled on the doubly robust estimators of the causal mean; they retain double robustness and have better convergence rates than the original estimators. The estimators are turned into permutation tests of distributional treatment effects, for the full population and for the treated. The first version also had a statistic that is valid when the support of the treated group is a subset of that of the control group, that is, with one-sided coverage.</w:t>
+        <w:t xml:space="preserve">The paper builds on counterfactual mean embeddings, which represent the whole distribution of a potential outcome as an element of a reproducing kernel Hilbert space. It proposes improved estimators of these embeddings, modeled on the doubly robust estimators of the causal mean; they retain double robustness and have better convergence rates than the original estimators. The estimators are turned into permutation tests of distributional treatment effects, for the full population and for the treated. The first version also had a statistic that is valid when the support of the treated group is a subset of that of the control group, that is, with one-sided overlap.</w:t>
       </w:r>
     </w:p>
     <w:p>
@@ -38841,7 +38841,7 @@
             <w:vAlign w:val="top"/>
           </w:tcPr>
           <w:p>
-            <w:hyperlink w:history="1" r:id="rId79mcdvof6ilznuanumpss">
+            <w:hyperlink w:history="1" r:id="rId4nttrv3kswi1xt6bdwnjp">
               <w:r>
                 <w:rPr>
                   <w:color w:val="1D4ED8"/>
@@ -39976,7 +39976,7 @@
                 <w:sz w:val="17"/>
                 <w:szCs w:val="17"/>
               </w:rPr>
-              <w:t xml:space="preserve">How is a model learned that evaluates the policy well?</w:t>
+              <w:t xml:space="preserve">How does one learn a model that evaluates the policy well?</w:t>
             </w:r>
           </w:p>
         </w:tc>
@@ -41973,7 +41973,7 @@
               </w:rPr>
               <w:t xml:space="preserve">, 25(200), 1–91. </w:t>
             </w:r>
-            <w:hyperlink w:history="1" r:id="rIdotcb_qcjf9dv9k0n1dren">
+            <w:hyperlink w:history="1" r:id="rId5gopurlyzhvgpylzglrao">
               <w:r>
                 <w:rPr>
                   <w:color w:val="1D4ED8"/>
@@ -42070,7 +42070,7 @@
               </w:rPr>
               <w:t xml:space="preserve">, 35(8), 6600–6608. </w:t>
             </w:r>
-            <w:hyperlink w:history="1" r:id="rIdi0rs5etjpy03npysqndss">
+            <w:hyperlink w:history="1" r:id="rIdyhbkhdfhp542jzfgommzy">
               <w:r>
                 <w:rPr>
                   <w:color w:val="1D4ED8"/>
@@ -42166,7 +42166,7 @@
               </w:rPr>
               <w:t xml:space="preserve">, 30, 4–33. </w:t>
             </w:r>
-            <w:hyperlink w:history="1" r:id="rIdp6sceq01ok8dqzhhwdcsm">
+            <w:hyperlink w:history="1" r:id="rIdnva683thudhhsollsihrh">
               <w:r>
                 <w:rPr>
                   <w:color w:val="1D4ED8"/>
@@ -42263,7 +42263,7 @@
               </w:rPr>
               <w:t xml:space="preserve">, 19(1), 261–289. </w:t>
             </w:r>
-            <w:hyperlink w:history="1" r:id="rIdbzommrntnuczrfdg6htm4">
+            <w:hyperlink w:history="1" r:id="rIdepkdtkb8gtocn0lz8gqyh">
               <w:r>
                 <w:rPr>
                   <w:color w:val="1D4ED8"/>
@@ -42359,7 +42359,7 @@
               </w:rPr>
               <w:t xml:space="preserve">, 34, 28548–28559. </w:t>
             </w:r>
-            <w:hyperlink w:history="1" r:id="rIdpzy1fbxajni6couu0-2d7">
+            <w:hyperlink w:history="1" r:id="rIdf3hsmay4wob9d0oozo_gs">
               <w:r>
                 <w:rPr>
                   <w:color w:val="1D4ED8"/>
@@ -42456,7 +42456,7 @@
               </w:rPr>
               <w:t xml:space="preserve">, PMLR 139, 4074–4084. </w:t>
             </w:r>
-            <w:hyperlink w:history="1" r:id="rIdr8pvgkdpdg_qal3kzuodu">
+            <w:hyperlink w:history="1" r:id="rIdpkx4lqnpcxnk2dmbyipb_">
               <w:r>
                 <w:rPr>
                   <w:color w:val="1D4ED8"/>
@@ -42552,7 +42552,7 @@
               </w:rPr>
               <w:t xml:space="preserve">, 35(3), 518–539. </w:t>
             </w:r>
-            <w:hyperlink w:history="1" r:id="rIdvfjcbsl2bfxm99tbxn2wc">
+            <w:hyperlink w:history="1" r:id="rIdl-7bffjxul3skl7szjtln">
               <w:r>
                 <w:rPr>
                   <w:color w:val="1D4ED8"/>
@@ -42649,7 +42649,7 @@
               </w:rPr>
               <w:t xml:space="preserve">, 32(3), 509–523. </w:t>
             </w:r>
-            <w:hyperlink w:history="1" r:id="rIdaq5tiwqdhubhbz3oct4c_">
+            <w:hyperlink w:history="1" r:id="rIdyo_5pojk5idrujtvepwkg">
               <w:r>
                 <w:rPr>
                   <w:color w:val="1D4ED8"/>
@@ -42745,7 +42745,7 @@
               </w:rPr>
               <w:t xml:space="preserve">, PMLR 119, 11194–11203. </w:t>
             </w:r>
-            <w:hyperlink w:history="1" r:id="rId2yvc13hcocwqqul-9kd7o">
+            <w:hyperlink w:history="1" r:id="rIdebntoz1rapdvawr6nv5tx">
               <w:r>
                 <w:rPr>
                   <w:color w:val="1D4ED8"/>
@@ -42842,7 +42842,7 @@
               </w:rPr>
               <w:t xml:space="preserve">, PMLR 139, 4829–4838. </w:t>
             </w:r>
-            <w:hyperlink w:history="1" r:id="rIdydkn65-zzaqc9r09yg7i3">
+            <w:hyperlink w:history="1" r:id="rId8bb0ppmfcmaonrbgsgxld">
               <w:r>
                 <w:rPr>
                   <w:color w:val="1D4ED8"/>
@@ -42932,7 +42932,7 @@
         <w:jc w:val="both"/>
       </w:pPr>
       <w:r>
-        <w:t xml:space="preserve">For each well the toe model of the KRAMERS-GO and ATRIB-GO reports is used: the toe </w:t>
+        <w:t xml:space="preserve">For each well the toe model of the KRAMERS-GO and ATRIB-GO (atrib: attribution) reports is used: the toe </w:t>
       </w:r>
       <m:oMath>
         <m:r>
@@ -42982,7 +42982,7 @@
         </m:r>
       </m:oMath>
       <w:r>
-        <w:t xml:space="preserve"> relaxes toward Strack's equilibrium with time </w:t>
+        <w:t xml:space="preserve"> relaxes toward Strack's equilibrium with time scale </w:t>
       </w:r>
       <m:oMath>
         <m:r>
@@ -46885,7 +46885,7 @@
           <w:b/>
           <w:bCs/>
         </w:rPr>
-        <w:t xml:space="preserve">The intervals are nearly exact when positivity is good and somewhat narrow when it is not.</w:t>
+        <w:t xml:space="preserve">The intervals are nearly exact when positivity is good and slightly too narrow when it is not.</w:t>
       </w:r>
       <w:r>
         <w:t xml:space="preserve"> For low pumping, which the operator follows often, the TMLE coverage is 95%. For high pumping and for the dynamic regime, which require rare operator decisions (keeping high pumping when the toe is close, or reducing it right after the threshold), the weights </w:t>
@@ -48619,7 +48619,7 @@
         </w:rPr>
         <w:t xml:space="preserve"> </w:t>
       </w:r>
-      <w:hyperlink w:history="1" r:id="rIdvc3ajzdscjtbtbne3a3ft">
+      <w:hyperlink w:history="1" r:id="rIdhscfut5p5nm9cr3vuoko2">
         <w:r>
           <w:rPr>
             <w:color w:val="1D4ED8"/>
@@ -48680,7 +48680,7 @@
         </w:rPr>
         <w:t xml:space="preserve"> </w:t>
       </w:r>
-      <w:hyperlink w:history="1" r:id="rIdisticxgjd2hrd8k5al1az">
+      <w:hyperlink w:history="1" r:id="rIds3zxxc_p06lt6wf3e-ef7">
         <w:r>
           <w:rPr>
             <w:color w:val="1D4ED8"/>
@@ -48741,7 +48741,7 @@
         </w:rPr>
         <w:t xml:space="preserve"> </w:t>
       </w:r>
-      <w:hyperlink w:history="1" r:id="rIdfem0fhffsd7ubefad8yhj">
+      <w:hyperlink w:history="1" r:id="rIdmuoc4wnbnjq3olgjhailj">
         <w:r>
           <w:rPr>
             <w:color w:val="1D4ED8"/>
@@ -48802,7 +48802,7 @@
         </w:rPr>
         <w:t xml:space="preserve"> </w:t>
       </w:r>
-      <w:hyperlink w:history="1" r:id="rIds6xmvac6f1b7rsl2s_pdv">
+      <w:hyperlink w:history="1" r:id="rIdifj_ymucnqvdxzi_vxwin">
         <w:r>
           <w:rPr>
             <w:color w:val="1D4ED8"/>
@@ -48863,7 +48863,7 @@
         </w:rPr>
         <w:t xml:space="preserve"> </w:t>
       </w:r>
-      <w:hyperlink w:history="1" r:id="rIdz_yxwagqu5tdfsv-jkbfv">
+      <w:hyperlink w:history="1" r:id="rIdp6qb4jjfau9fo1vsad37c">
         <w:r>
           <w:rPr>
             <w:color w:val="1D4ED8"/>
@@ -48924,7 +48924,7 @@
         </w:rPr>
         <w:t xml:space="preserve"> </w:t>
       </w:r>
-      <w:hyperlink w:history="1" r:id="rIdcswjtuf2ikrjpg-wioi7y">
+      <w:hyperlink w:history="1" r:id="rIdhulyej6oprlm4uc3f5qbd">
         <w:r>
           <w:rPr>
             <w:color w:val="1D4ED8"/>
@@ -48985,7 +48985,7 @@
         </w:rPr>
         <w:t xml:space="preserve"> </w:t>
       </w:r>
-      <w:hyperlink w:history="1" r:id="rIdjmcwwzoczwbp3zzbjoogb">
+      <w:hyperlink w:history="1" r:id="rIdficmo8d_aiyghqyr4_htw">
         <w:r>
           <w:rPr>
             <w:color w:val="1D4ED8"/>
@@ -49089,7 +49089,7 @@
         </w:rPr>
         <w:t xml:space="preserve"> </w:t>
       </w:r>
-      <w:hyperlink w:history="1" r:id="rId_winpjmkk7zeqjnsbv34n">
+      <w:hyperlink w:history="1" r:id="rIdjieuwkfrlb8dnensyqbpm">
         <w:r>
           <w:rPr>
             <w:color w:val="1D4ED8"/>
@@ -49150,7 +49150,7 @@
         </w:rPr>
         <w:t xml:space="preserve"> </w:t>
       </w:r>
-      <w:hyperlink w:history="1" r:id="rId9fmkmrcpkajfdzqbf1z8-">
+      <w:hyperlink w:history="1" r:id="rIdgks1l99s44pqzmorcnye_">
         <w:r>
           <w:rPr>
             <w:color w:val="1D4ED8"/>
@@ -49211,7 +49211,7 @@
         </w:rPr>
         <w:t xml:space="preserve"> </w:t>
       </w:r>
-      <w:hyperlink w:history="1" r:id="rIdh22zibv-tomsc-kxoxqks">
+      <w:hyperlink w:history="1" r:id="rIdhl8tblnzta-walusqw5l6">
         <w:r>
           <w:rPr>
             <w:color w:val="1D4ED8"/>
@@ -49272,7 +49272,7 @@
         </w:rPr>
         <w:t xml:space="preserve"> </w:t>
       </w:r>
-      <w:hyperlink w:history="1" r:id="rIdi_xkdrrs7rvmuhoticmmr">
+      <w:hyperlink w:history="1" r:id="rIdawl3n5lvez0gct_fjyr4-">
         <w:r>
           <w:rPr>
             <w:color w:val="1D4ED8"/>
@@ -49333,7 +49333,7 @@
         </w:rPr>
         <w:t xml:space="preserve"> </w:t>
       </w:r>
-      <w:hyperlink w:history="1" r:id="rIdw9ffp5xawosnsanzidgvx">
+      <w:hyperlink w:history="1" r:id="rId_gpmzbt_qg0kkougvacll">
         <w:r>
           <w:rPr>
             <w:color w:val="1D4ED8"/>
@@ -49394,7 +49394,7 @@
         </w:rPr>
         <w:t xml:space="preserve"> </w:t>
       </w:r>
-      <w:hyperlink w:history="1" r:id="rId_7xbfpslofv5382ebeqod">
+      <w:hyperlink w:history="1" r:id="rIditqmdcapez0oyfl_tad3i">
         <w:r>
           <w:rPr>
             <w:color w:val="1D4ED8"/>
@@ -49455,7 +49455,7 @@
         </w:rPr>
         <w:t xml:space="preserve"> </w:t>
       </w:r>
-      <w:hyperlink w:history="1" r:id="rIdeggpc0jgnsrkb6olzclj2">
+      <w:hyperlink w:history="1" r:id="rIdijbro3lwy2vfbbq4fq_xq">
         <w:r>
           <w:rPr>
             <w:color w:val="1D4ED8"/>
@@ -49516,7 +49516,7 @@
         </w:rPr>
         <w:t xml:space="preserve"> </w:t>
       </w:r>
-      <w:hyperlink w:history="1" r:id="rId0h5wsabjtpc426c4vvddf">
+      <w:hyperlink w:history="1" r:id="rIdfnaiziyeradec3o_pingy">
         <w:r>
           <w:rPr>
             <w:color w:val="1D4ED8"/>
@@ -49577,7 +49577,7 @@
         </w:rPr>
         <w:t xml:space="preserve"> </w:t>
       </w:r>
-      <w:hyperlink w:history="1" r:id="rIdrfn9cae_xkukv5haroydq">
+      <w:hyperlink w:history="1" r:id="rIdguhz_j53lonzwvndrf63i">
         <w:r>
           <w:rPr>
             <w:color w:val="1D4ED8"/>
@@ -49638,7 +49638,7 @@
         </w:rPr>
         <w:t xml:space="preserve"> </w:t>
       </w:r>
-      <w:hyperlink w:history="1" r:id="rIdi2junybfhvcmcri393shr">
+      <w:hyperlink w:history="1" r:id="rId0l1hszxv8kl92uqisqzhz">
         <w:r>
           <w:rPr>
             <w:color w:val="1D4ED8"/>
@@ -49742,7 +49742,7 @@
         </w:rPr>
         <w:t xml:space="preserve"> </w:t>
       </w:r>
-      <w:hyperlink w:history="1" r:id="rId1by4tpsgiiqts3gr0tzav">
+      <w:hyperlink w:history="1" r:id="rId3ipq6eggljbfm2mlb5hwv">
         <w:r>
           <w:rPr>
             <w:color w:val="1D4ED8"/>
@@ -49814,7 +49814,7 @@
         </w:rPr>
         <w:t xml:space="preserve"> </w:t>
       </w:r>
-      <w:hyperlink w:history="1" r:id="rId3uj2yfyjmfgkke5wzf4go">
+      <w:hyperlink w:history="1" r:id="rIduinqhv_kizdm0q-6nxwee">
         <w:r>
           <w:rPr>
             <w:color w:val="1D4ED8"/>
@@ -49875,7 +49875,7 @@
         </w:rPr>
         <w:t xml:space="preserve"> </w:t>
       </w:r>
-      <w:hyperlink w:history="1" r:id="rIdh7kxibgyvyvy4civudvky">
+      <w:hyperlink w:history="1" r:id="rId9bicftnjve-uoeh4yu7mq">
         <w:r>
           <w:rPr>
             <w:color w:val="1D4ED8"/>
@@ -49936,7 +49936,7 @@
         </w:rPr>
         <w:t xml:space="preserve"> </w:t>
       </w:r>
-      <w:hyperlink w:history="1" r:id="rIdo1lfq8uqovuzhveyitsuu">
+      <w:hyperlink w:history="1" r:id="rIdg80m30z0u_46z7mtt5ds6">
         <w:r>
           <w:rPr>
             <w:color w:val="1D4ED8"/>
@@ -49997,7 +49997,7 @@
         </w:rPr>
         <w:t xml:space="preserve"> </w:t>
       </w:r>
-      <w:hyperlink w:history="1" r:id="rId0iuotslsmjcv8czxyu_ak">
+      <w:hyperlink w:history="1" r:id="rIdiwe2w7ipliklbgc5ajomf">
         <w:r>
           <w:rPr>
             <w:color w:val="1D4ED8"/>
@@ -50058,7 +50058,7 @@
         </w:rPr>
         <w:t xml:space="preserve"> </w:t>
       </w:r>
-      <w:hyperlink w:history="1" r:id="rIdjzsfgvy1eflkkuivj2hkn">
+      <w:hyperlink w:history="1" r:id="rId9jde5ts3fkka1xp5swlax">
         <w:r>
           <w:rPr>
             <w:color w:val="1D4ED8"/>
@@ -50119,7 +50119,7 @@
         </w:rPr>
         <w:t xml:space="preserve"> </w:t>
       </w:r>
-      <w:hyperlink w:history="1" r:id="rIdk4gadbjnj9pntfbsnr0cb">
+      <w:hyperlink w:history="1" r:id="rIdmp2jdwf1v8gnzjbgem_-o">
         <w:r>
           <w:rPr>
             <w:color w:val="1D4ED8"/>
@@ -50180,7 +50180,7 @@
         </w:rPr>
         <w:t xml:space="preserve"> </w:t>
       </w:r>
-      <w:hyperlink w:history="1" r:id="rIdoayfqdrgaegwve4sipe0x">
+      <w:hyperlink w:history="1" r:id="rIdlgozi8dhbm04rws7n745z">
         <w:r>
           <w:rPr>
             <w:color w:val="1D4ED8"/>
@@ -50241,7 +50241,7 @@
         </w:rPr>
         <w:t xml:space="preserve"> </w:t>
       </w:r>
-      <w:hyperlink w:history="1" r:id="rIdcbnqwjo5yii4cbeilc8pa">
+      <w:hyperlink w:history="1" r:id="rIdsgk1kvuhyubsnotjfohls">
         <w:r>
           <w:rPr>
             <w:color w:val="1D4ED8"/>
@@ -50302,7 +50302,7 @@
         </w:rPr>
         <w:t xml:space="preserve"> </w:t>
       </w:r>
-      <w:hyperlink w:history="1" r:id="rIdrfzmh7abnm2hupinszy2u">
+      <w:hyperlink w:history="1" r:id="rIdwpzyijccwohooaitpn0sa">
         <w:r>
           <w:rPr>
             <w:color w:val="1D4ED8"/>
@@ -50363,7 +50363,7 @@
         </w:rPr>
         <w:t xml:space="preserve"> </w:t>
       </w:r>
-      <w:hyperlink w:history="1" r:id="rIdbg_1tf_ecubyuwiavjjzx">
+      <w:hyperlink w:history="1" r:id="rId3he7nopwuqwabrbc1es1e">
         <w:r>
           <w:rPr>
             <w:color w:val="1D4ED8"/>
@@ -50424,7 +50424,7 @@
         </w:rPr>
         <w:t xml:space="preserve"> </w:t>
       </w:r>
-      <w:hyperlink w:history="1" r:id="rId6fsfcsi1y5sqvuokq-qgg">
+      <w:hyperlink w:history="1" r:id="rIdd1qsuapmj5loylfjzvvro">
         <w:r>
           <w:rPr>
             <w:color w:val="1D4ED8"/>
@@ -50485,7 +50485,7 @@
         </w:rPr>
         <w:t xml:space="preserve"> </w:t>
       </w:r>
-      <w:hyperlink w:history="1" r:id="rIdbt3x_2ttzczjzxlwtaa7h">
+      <w:hyperlink w:history="1" r:id="rIdwdfrnmzni6ept3xbth2gr">
         <w:r>
           <w:rPr>
             <w:color w:val="1D4ED8"/>
@@ -50546,7 +50546,7 @@
         </w:rPr>
         <w:t xml:space="preserve"> </w:t>
       </w:r>
-      <w:hyperlink w:history="1" r:id="rId1yil5i5wsxsqlue3hotwo">
+      <w:hyperlink w:history="1" r:id="rIdkxbr-hwvr9hzbrjwzut2h">
         <w:r>
           <w:rPr>
             <w:color w:val="1D4ED8"/>
@@ -50607,7 +50607,7 @@
         </w:rPr>
         <w:t xml:space="preserve"> </w:t>
       </w:r>
-      <w:hyperlink w:history="1" r:id="rIdonbf6ktsuxfnh36ppozve">
+      <w:hyperlink w:history="1" r:id="rIdc4ileeohjpdyvxm7haz27">
         <w:r>
           <w:rPr>
             <w:color w:val="1D4ED8"/>
@@ -50668,7 +50668,7 @@
         </w:rPr>
         <w:t xml:space="preserve"> </w:t>
       </w:r>
-      <w:hyperlink w:history="1" r:id="rIdomdi3h9lqtqia6vebqwzs">
+      <w:hyperlink w:history="1" r:id="rIdib0ybqjqpfwn7nnbdmfj-">
         <w:r>
           <w:rPr>
             <w:color w:val="1D4ED8"/>
@@ -50729,7 +50729,7 @@
         </w:rPr>
         <w:t xml:space="preserve"> </w:t>
       </w:r>
-      <w:hyperlink w:history="1" r:id="rIdrdttblw787ycqj22khq8t">
+      <w:hyperlink w:history="1" r:id="rIdy7aowkf0icagscmys_bhk">
         <w:r>
           <w:rPr>
             <w:color w:val="1D4ED8"/>
@@ -50790,7 +50790,7 @@
         </w:rPr>
         <w:t xml:space="preserve"> </w:t>
       </w:r>
-      <w:hyperlink w:history="1" r:id="rIdgzzzj75jpuccr5vmq1wwf">
+      <w:hyperlink w:history="1" r:id="rId5we-wmnkga-xpnx__spdm">
         <w:r>
           <w:rPr>
             <w:color w:val="1D4ED8"/>
@@ -50851,7 +50851,7 @@
         </w:rPr>
         <w:t xml:space="preserve"> </w:t>
       </w:r>
-      <w:hyperlink w:history="1" r:id="rId_vcm6xgtzeteeke-6u04i">
+      <w:hyperlink w:history="1" r:id="rIdygxdesrmaq3tz3wwhoqto">
         <w:r>
           <w:rPr>
             <w:color w:val="1D4ED8"/>
@@ -50912,7 +50912,7 @@
         </w:rPr>
         <w:t xml:space="preserve"> </w:t>
       </w:r>
-      <w:hyperlink w:history="1" r:id="rId6-fndqqv2go2dafzksgcx">
+      <w:hyperlink w:history="1" r:id="rIdw487xrru83tz4dn9unkaq">
         <w:r>
           <w:rPr>
             <w:color w:val="1D4ED8"/>
@@ -50973,7 +50973,7 @@
         </w:rPr>
         <w:t xml:space="preserve"> </w:t>
       </w:r>
-      <w:hyperlink w:history="1" r:id="rIdjuu38uovd6tkq_23z7vmh">
+      <w:hyperlink w:history="1" r:id="rIdnywuwtcwa3usem-ud4m10">
         <w:r>
           <w:rPr>
             <w:color w:val="1D4ED8"/>
@@ -51002,7 +51002,7 @@
           <w:sz w:val="18"/>
           <w:szCs w:val="18"/>
         </w:rPr>
-        <w:t xml:space="preserve">Note on verification: no full text was opened, so the paper equations are representative formulations; those marked “derived” are derivations of this document. All 20 titles were checked against the 420 articles of the earlier documents, with no overlap. Unconfirmed points: the affiliation blocks of the published versions for most papers, where the affiliation was confirmed from the arXiv version, from the institutional repository or from the department page; for [H1], the Harvard affiliation of N. S. Hejazi is seen in the third preprint version and in the record of the published version, while the first version lists the authors at Weill Cornell; for [H2], the affiliation block was not seen, and the affiliation rests on L. Wen's postdoctoral fellowship at Harvard and on M. A. Hernán and J. M. Robins; for [O2], the ICML block was not seen; for [O3], the OpenReview forum was not seen; for [C3], the Caltech affiliation of L. Shi is seen only in a secondary reproduction of the metadata; the page count of [BK4] comes from a single registry. The numbers of Section 10 come from the code in experiments/tmle_go/ and are reproduced with two commands.</w:t>
+        <w:t xml:space="preserve">Note on verification: no full text was opened, so the equations of the papers are representative formulations; those marked “derived” are this document's own derivations. All 20 titles were checked against the 420 articles of the earlier documents, with no overlap. Unconfirmed points: the affiliation blocks of the published versions for most papers, where the affiliation was confirmed from the arXiv version, from the institutional repository or from the department page; for [H1], the Harvard affiliation of N. S. Hejazi is seen in the third preprint version and in the record of the published version, while the first version lists the authors at Weill Cornell; for [H2], the affiliation block was not seen, and the affiliation rests on L. Wen's postdoctoral fellowship at Harvard and on M. A. Hernán and J. M. Robins; for [O2], the ICML block was not seen; for [O3], the OpenReview forum was not seen; for [C3], the Caltech affiliation of L. Shi is seen only in a secondary reproduction of the metadata; the page count of [BK4] comes from a single registry. The numbers of Section 10 come from the code in experiments/tmle_go/ and are reproduced with two commands.</w:t>
       </w:r>
     </w:p>
     <w:sectPr>

--- a/docs/literature/Literature_review_TMLE_Continuous_Time_Outcome_Means_Under_Intervention_2020-2026.docx
+++ b/docs/literature/Literature_review_TMLE_Continuous_Time_Outcome_Means_Under_Intervention_2020-2026.docx
@@ -9415,7 +9415,7 @@
             <w:vAlign w:val="top"/>
           </w:tcPr>
           <w:p>
-            <w:hyperlink w:history="1" r:id="rIdxkjhaiy02a1a0uhgcqktt">
+            <w:hyperlink w:history="1" r:id="rIdnzcqeg40qbdtpll1jbk0m">
               <w:r>
                 <w:rPr>
                   <w:color w:val="1D4ED8"/>
@@ -11129,7 +11129,7 @@
             <w:vAlign w:val="top"/>
           </w:tcPr>
           <w:p>
-            <w:hyperlink w:history="1" r:id="rIdbqllw4zujaifht1w8m6so">
+            <w:hyperlink w:history="1" r:id="rIdmnztebeyewcezzi8cjlcn">
               <w:r>
                 <w:rPr>
                   <w:color w:val="1D4ED8"/>
@@ -12553,7 +12553,7 @@
             <w:vAlign w:val="top"/>
           </w:tcPr>
           <w:p>
-            <w:hyperlink w:history="1" r:id="rId1bpfcqgcczdnnkteci40s">
+            <w:hyperlink w:history="1" r:id="rIduwvv0vj_oatqlmbyh8yga">
               <w:r>
                 <w:rPr>
                   <w:color w:val="1D4ED8"/>
@@ -14052,7 +14052,7 @@
             <w:vAlign w:val="top"/>
           </w:tcPr>
           <w:p>
-            <w:hyperlink w:history="1" r:id="rIdeuru8_0nfbyh26gyh6i6u">
+            <w:hyperlink w:history="1" r:id="rIdr6hskz9xnlfpdgyoqdml_">
               <w:r>
                 <w:rPr>
                   <w:color w:val="1D4ED8"/>
@@ -15485,7 +15485,7 @@
             <w:vAlign w:val="top"/>
           </w:tcPr>
           <w:p>
-            <w:hyperlink w:history="1" r:id="rId79mhxcfpisx1oyaaakz6c">
+            <w:hyperlink w:history="1" r:id="rId43emn6s6qf5sgd-wirb86">
               <w:r>
                 <w:rPr>
                   <w:color w:val="1D4ED8"/>
@@ -17436,7 +17436,7 @@
             <w:vAlign w:val="top"/>
           </w:tcPr>
           <w:p>
-            <w:hyperlink w:history="1" r:id="rIdrgo9glx0i2pt6ravlvkij">
+            <w:hyperlink w:history="1" r:id="rIduxyl9x8hbaj_-39lfpbgj">
               <w:r>
                 <w:rPr>
                   <w:color w:val="1D4ED8"/>
@@ -18904,7 +18904,7 @@
             <w:vAlign w:val="top"/>
           </w:tcPr>
           <w:p>
-            <w:hyperlink w:history="1" r:id="rIdmftuin1uc2ecifta-o4ry">
+            <w:hyperlink w:history="1" r:id="rIdtv9d_vdxbfpsotq646_gu">
               <w:r>
                 <w:rPr>
                   <w:color w:val="1D4ED8"/>
@@ -20399,7 +20399,7 @@
             <w:vAlign w:val="top"/>
           </w:tcPr>
           <w:p>
-            <w:hyperlink w:history="1" r:id="rIdkca64-c72nkss8_6hx1lw">
+            <w:hyperlink w:history="1" r:id="rIdhe3ijg3wnttd8c0h4fdtz">
               <w:r>
                 <w:rPr>
                   <w:color w:val="1D4ED8"/>
@@ -22194,7 +22194,7 @@
             <w:vAlign w:val="top"/>
           </w:tcPr>
           <w:p>
-            <w:hyperlink w:history="1" r:id="rIdaxcbf2b6ux_d_u-uw73fk">
+            <w:hyperlink w:history="1" r:id="rIdrw-9chb-ngbnlpovdt_z9">
               <w:r>
                 <w:rPr>
                   <w:color w:val="1D4ED8"/>
@@ -23766,7 +23766,7 @@
             <w:vAlign w:val="top"/>
           </w:tcPr>
           <w:p>
-            <w:hyperlink w:history="1" r:id="rIdf1qftbsnibpe1r7tqumqe">
+            <w:hyperlink w:history="1" r:id="rIdchf9_3x_chqqigbn9ba2c">
               <w:r>
                 <w:rPr>
                   <w:color w:val="1D4ED8"/>
@@ -25428,7 +25428,7 @@
             <w:vAlign w:val="top"/>
           </w:tcPr>
           <w:p>
-            <w:hyperlink w:history="1" r:id="rIdwugmpp0dn8nora8ndwm0k">
+            <w:hyperlink w:history="1" r:id="rIdahyhdw33ncun6hqfshzlx">
               <w:r>
                 <w:rPr>
                   <w:color w:val="1D4ED8"/>
@@ -27107,7 +27107,7 @@
             <w:vAlign w:val="top"/>
           </w:tcPr>
           <w:p>
-            <w:hyperlink w:history="1" r:id="rIdhldx5lnzjhz8usy4vyjsu">
+            <w:hyperlink w:history="1" r:id="rId1jcl8vr4bh4-a-fjdv8x_">
               <w:r>
                 <w:rPr>
                   <w:color w:val="1D4ED8"/>
@@ -28081,7 +28081,7 @@
             <w:vAlign w:val="top"/>
           </w:tcPr>
           <w:p>
-            <w:hyperlink w:history="1" r:id="rIdld-ti9-7uw9hn8kk24mor">
+            <w:hyperlink w:history="1" r:id="rIdqinklicpwufduwm0ylpnr">
               <w:r>
                 <w:rPr>
                   <w:color w:val="1D4ED8"/>
@@ -30142,7 +30142,7 @@
             <w:vAlign w:val="top"/>
           </w:tcPr>
           <w:p>
-            <w:hyperlink w:history="1" r:id="rIdvyezxsu2l6yr6uqugyrmf">
+            <w:hyperlink w:history="1" r:id="rIdla0xa_x34fxybmki0jpoo">
               <w:r>
                 <w:rPr>
                   <w:color w:val="1D4ED8"/>
@@ -31931,7 +31931,7 @@
             <w:vAlign w:val="top"/>
           </w:tcPr>
           <w:p>
-            <w:hyperlink w:history="1" r:id="rIdzhbycyauzeklkuepjgbyh">
+            <w:hyperlink w:history="1" r:id="rIdhhbscgpm6x0rh_enjqtzu">
               <w:r>
                 <w:rPr>
                   <w:color w:val="1D4ED8"/>
@@ -33274,7 +33274,7 @@
             <w:vAlign w:val="top"/>
           </w:tcPr>
           <w:p>
-            <w:hyperlink w:history="1" r:id="rIdbp267bjgw30nzosjwskt4">
+            <w:hyperlink w:history="1" r:id="rIdz3vrgjmc4jxdbglvzgnyy">
               <w:r>
                 <w:rPr>
                   <w:color w:val="1D4ED8"/>
@@ -34917,7 +34917,7 @@
             <w:vAlign w:val="top"/>
           </w:tcPr>
           <w:p>
-            <w:hyperlink w:history="1" r:id="rIdmse-uqmus1r_jk8heeqqe">
+            <w:hyperlink w:history="1" r:id="rIdchxxlflyyacy1zd5fnrql">
               <w:r>
                 <w:rPr>
                   <w:color w:val="1D4ED8"/>
@@ -36327,7 +36327,7 @@
             <w:vAlign w:val="top"/>
           </w:tcPr>
           <w:p>
-            <w:hyperlink w:history="1" r:id="rIdzfsvuwqbhot05ee7ukoac">
+            <w:hyperlink w:history="1" r:id="rIdcvy1dcgsonqfekovya6i0">
               <w:r>
                 <w:rPr>
                   <w:color w:val="1D4ED8"/>
@@ -37633,7 +37633,7 @@
             <w:vAlign w:val="top"/>
           </w:tcPr>
           <w:p>
-            <w:hyperlink w:history="1" r:id="rIdzzn76txve8phncllh_nz5">
+            <w:hyperlink w:history="1" r:id="rIdtk6w0ihafgveni-ted7de">
               <w:r>
                 <w:rPr>
                   <w:color w:val="1D4ED8"/>
@@ -38841,7 +38841,7 @@
             <w:vAlign w:val="top"/>
           </w:tcPr>
           <w:p>
-            <w:hyperlink w:history="1" r:id="rId4nttrv3kswi1xt6bdwnjp">
+            <w:hyperlink w:history="1" r:id="rId5xniq5-r9yjy9ttzyz8bb">
               <w:r>
                 <w:rPr>
                   <w:color w:val="1D4ED8"/>
@@ -41973,7 +41973,7 @@
               </w:rPr>
               <w:t xml:space="preserve">, 25(200), 1–91. </w:t>
             </w:r>
-            <w:hyperlink w:history="1" r:id="rId5gopurlyzhvgpylzglrao">
+            <w:hyperlink w:history="1" r:id="rIdu6glk8w4lsttr8o2fys8t">
               <w:r>
                 <w:rPr>
                   <w:color w:val="1D4ED8"/>
@@ -42070,7 +42070,7 @@
               </w:rPr>
               <w:t xml:space="preserve">, 35(8), 6600–6608. </w:t>
             </w:r>
-            <w:hyperlink w:history="1" r:id="rIdyhbkhdfhp542jzfgommzy">
+            <w:hyperlink w:history="1" r:id="rIdkz3dyuswmdpp2zzgjabtn">
               <w:r>
                 <w:rPr>
                   <w:color w:val="1D4ED8"/>
@@ -42166,7 +42166,7 @@
               </w:rPr>
               <w:t xml:space="preserve">, 30, 4–33. </w:t>
             </w:r>
-            <w:hyperlink w:history="1" r:id="rIdnva683thudhhsollsihrh">
+            <w:hyperlink w:history="1" r:id="rIdawfv8ieqdmbwxtxqpumr3">
               <w:r>
                 <w:rPr>
                   <w:color w:val="1D4ED8"/>
@@ -42263,7 +42263,7 @@
               </w:rPr>
               <w:t xml:space="preserve">, 19(1), 261–289. </w:t>
             </w:r>
-            <w:hyperlink w:history="1" r:id="rIdepkdtkb8gtocn0lz8gqyh">
+            <w:hyperlink w:history="1" r:id="rIda9sbxv4fq8nmpvho03zfj">
               <w:r>
                 <w:rPr>
                   <w:color w:val="1D4ED8"/>
@@ -42359,7 +42359,7 @@
               </w:rPr>
               <w:t xml:space="preserve">, 34, 28548–28559. </w:t>
             </w:r>
-            <w:hyperlink w:history="1" r:id="rIdf3hsmay4wob9d0oozo_gs">
+            <w:hyperlink w:history="1" r:id="rIdgy-qrvjlcytio_dssqaeq">
               <w:r>
                 <w:rPr>
                   <w:color w:val="1D4ED8"/>
@@ -42456,7 +42456,7 @@
               </w:rPr>
               <w:t xml:space="preserve">, PMLR 139, 4074–4084. </w:t>
             </w:r>
-            <w:hyperlink w:history="1" r:id="rIdpkx4lqnpcxnk2dmbyipb_">
+            <w:hyperlink w:history="1" r:id="rIdqbgbimwfgiittpkxn4n8h">
               <w:r>
                 <w:rPr>
                   <w:color w:val="1D4ED8"/>
@@ -42552,7 +42552,7 @@
               </w:rPr>
               <w:t xml:space="preserve">, 35(3), 518–539. </w:t>
             </w:r>
-            <w:hyperlink w:history="1" r:id="rIdl-7bffjxul3skl7szjtln">
+            <w:hyperlink w:history="1" r:id="rIdmqjhw2zyy1etod0v0t9vp">
               <w:r>
                 <w:rPr>
                   <w:color w:val="1D4ED8"/>
@@ -42649,7 +42649,7 @@
               </w:rPr>
               <w:t xml:space="preserve">, 32(3), 509–523. </w:t>
             </w:r>
-            <w:hyperlink w:history="1" r:id="rIdyo_5pojk5idrujtvepwkg">
+            <w:hyperlink w:history="1" r:id="rIdqqwgqaiskxzghemkunt8d">
               <w:r>
                 <w:rPr>
                   <w:color w:val="1D4ED8"/>
@@ -42745,7 +42745,7 @@
               </w:rPr>
               <w:t xml:space="preserve">, PMLR 119, 11194–11203. </w:t>
             </w:r>
-            <w:hyperlink w:history="1" r:id="rIdebntoz1rapdvawr6nv5tx">
+            <w:hyperlink w:history="1" r:id="rIdnhhkyzgmwrpcrl2bqu-bz">
               <w:r>
                 <w:rPr>
                   <w:color w:val="1D4ED8"/>
@@ -42842,7 +42842,7 @@
               </w:rPr>
               <w:t xml:space="preserve">, PMLR 139, 4829–4838. </w:t>
             </w:r>
-            <w:hyperlink w:history="1" r:id="rId8bb0ppmfcmaonrbgsgxld">
+            <w:hyperlink w:history="1" r:id="rId8d1svef5-3sjsvmbcqi-n">
               <w:r>
                 <w:rPr>
                   <w:color w:val="1D4ED8"/>
@@ -47916,7 +47916,7 @@
         <w:t xml:space="preserve">The value of the drought index grows with the field size.</w:t>
       </w:r>
       <w:r>
-        <w:t xml:space="preserve"> With 500 wells, the design without drought has a slightly smaller RMSE (0.090 versus 0.102), because variance dominates; from 1000 wells upward the design with drought wins, and with 1000 wells it reaches the error (0.076) that the design without drought does not reach even with 8 000 wells (0.073).</w:t>
+        <w:t xml:space="preserve"> With 500 wells, the design without drought has a slightly smaller RMSE (0.090 versus 0.102), because variance dominates; from 1000 wells upward the design with drought wins, and with 2 000 wells it reaches an error (0.050) that the design without drought does not reach even with 8 000 wells (0.073).</w:t>
       </w:r>
     </w:p>
     <w:p>
@@ -48619,7 +48619,7 @@
         </w:rPr>
         <w:t xml:space="preserve"> </w:t>
       </w:r>
-      <w:hyperlink w:history="1" r:id="rIdhscfut5p5nm9cr3vuoko2">
+      <w:hyperlink w:history="1" r:id="rIdlpoxvexxgk_apzbyz7yok">
         <w:r>
           <w:rPr>
             <w:color w:val="1D4ED8"/>
@@ -48680,7 +48680,7 @@
         </w:rPr>
         <w:t xml:space="preserve"> </w:t>
       </w:r>
-      <w:hyperlink w:history="1" r:id="rIds3zxxc_p06lt6wf3e-ef7">
+      <w:hyperlink w:history="1" r:id="rIdbvzb9gbf3u9tqkcc8k5oh">
         <w:r>
           <w:rPr>
             <w:color w:val="1D4ED8"/>
@@ -48741,7 +48741,7 @@
         </w:rPr>
         <w:t xml:space="preserve"> </w:t>
       </w:r>
-      <w:hyperlink w:history="1" r:id="rIdmuoc4wnbnjq3olgjhailj">
+      <w:hyperlink w:history="1" r:id="rIdbomi8d3spw78ohz8snkt8">
         <w:r>
           <w:rPr>
             <w:color w:val="1D4ED8"/>
@@ -48802,7 +48802,7 @@
         </w:rPr>
         <w:t xml:space="preserve"> </w:t>
       </w:r>
-      <w:hyperlink w:history="1" r:id="rIdifj_ymucnqvdxzi_vxwin">
+      <w:hyperlink w:history="1" r:id="rIdvcyfwzvvrwik2npwm1hrq">
         <w:r>
           <w:rPr>
             <w:color w:val="1D4ED8"/>
@@ -48863,7 +48863,7 @@
         </w:rPr>
         <w:t xml:space="preserve"> </w:t>
       </w:r>
-      <w:hyperlink w:history="1" r:id="rIdp6qb4jjfau9fo1vsad37c">
+      <w:hyperlink w:history="1" r:id="rId0idasiw9en1c3jlrkedch">
         <w:r>
           <w:rPr>
             <w:color w:val="1D4ED8"/>
@@ -48924,7 +48924,7 @@
         </w:rPr>
         <w:t xml:space="preserve"> </w:t>
       </w:r>
-      <w:hyperlink w:history="1" r:id="rIdhulyej6oprlm4uc3f5qbd">
+      <w:hyperlink w:history="1" r:id="rId-v5uwnaornvauj234jar5">
         <w:r>
           <w:rPr>
             <w:color w:val="1D4ED8"/>
@@ -48985,7 +48985,7 @@
         </w:rPr>
         <w:t xml:space="preserve"> </w:t>
       </w:r>
-      <w:hyperlink w:history="1" r:id="rIdficmo8d_aiyghqyr4_htw">
+      <w:hyperlink w:history="1" r:id="rIdwgi09emzhl5_u_3fhth-f">
         <w:r>
           <w:rPr>
             <w:color w:val="1D4ED8"/>
@@ -49089,7 +49089,7 @@
         </w:rPr>
         <w:t xml:space="preserve"> </w:t>
       </w:r>
-      <w:hyperlink w:history="1" r:id="rIdjieuwkfrlb8dnensyqbpm">
+      <w:hyperlink w:history="1" r:id="rIdqzuxldyutkqlemia0j7wq">
         <w:r>
           <w:rPr>
             <w:color w:val="1D4ED8"/>
@@ -49150,7 +49150,7 @@
         </w:rPr>
         <w:t xml:space="preserve"> </w:t>
       </w:r>
-      <w:hyperlink w:history="1" r:id="rIdgks1l99s44pqzmorcnye_">
+      <w:hyperlink w:history="1" r:id="rId1ceugpcbu7plxvp6rs8sd">
         <w:r>
           <w:rPr>
             <w:color w:val="1D4ED8"/>
@@ -49211,7 +49211,7 @@
         </w:rPr>
         <w:t xml:space="preserve"> </w:t>
       </w:r>
-      <w:hyperlink w:history="1" r:id="rIdhl8tblnzta-walusqw5l6">
+      <w:hyperlink w:history="1" r:id="rIdazjlnnww3-efknr0bzk6o">
         <w:r>
           <w:rPr>
             <w:color w:val="1D4ED8"/>
@@ -49272,7 +49272,7 @@
         </w:rPr>
         <w:t xml:space="preserve"> </w:t>
       </w:r>
-      <w:hyperlink w:history="1" r:id="rIdawl3n5lvez0gct_fjyr4-">
+      <w:hyperlink w:history="1" r:id="rId_fmmcod9knffrsayci8se">
         <w:r>
           <w:rPr>
             <w:color w:val="1D4ED8"/>
@@ -49333,7 +49333,7 @@
         </w:rPr>
         <w:t xml:space="preserve"> </w:t>
       </w:r>
-      <w:hyperlink w:history="1" r:id="rId_gpmzbt_qg0kkougvacll">
+      <w:hyperlink w:history="1" r:id="rIdp02gferu3nzpuqrkafke8">
         <w:r>
           <w:rPr>
             <w:color w:val="1D4ED8"/>
@@ -49394,7 +49394,7 @@
         </w:rPr>
         <w:t xml:space="preserve"> </w:t>
       </w:r>
-      <w:hyperlink w:history="1" r:id="rIditqmdcapez0oyfl_tad3i">
+      <w:hyperlink w:history="1" r:id="rIdyb6ye8bruokewt0ymqz9r">
         <w:r>
           <w:rPr>
             <w:color w:val="1D4ED8"/>
@@ -49455,7 +49455,7 @@
         </w:rPr>
         <w:t xml:space="preserve"> </w:t>
       </w:r>
-      <w:hyperlink w:history="1" r:id="rIdijbro3lwy2vfbbq4fq_xq">
+      <w:hyperlink w:history="1" r:id="rIdug0cbbs67vvlpsc23hhju">
         <w:r>
           <w:rPr>
             <w:color w:val="1D4ED8"/>
@@ -49516,7 +49516,7 @@
         </w:rPr>
         <w:t xml:space="preserve"> </w:t>
       </w:r>
-      <w:hyperlink w:history="1" r:id="rIdfnaiziyeradec3o_pingy">
+      <w:hyperlink w:history="1" r:id="rIds01qe_qfv8ctfp6e26p8q">
         <w:r>
           <w:rPr>
             <w:color w:val="1D4ED8"/>
@@ -49577,7 +49577,7 @@
         </w:rPr>
         <w:t xml:space="preserve"> </w:t>
       </w:r>
-      <w:hyperlink w:history="1" r:id="rIdguhz_j53lonzwvndrf63i">
+      <w:hyperlink w:history="1" r:id="rIdcv7jzryagdlraehmzjtyn">
         <w:r>
           <w:rPr>
             <w:color w:val="1D4ED8"/>
@@ -49638,7 +49638,7 @@
         </w:rPr>
         <w:t xml:space="preserve"> </w:t>
       </w:r>
-      <w:hyperlink w:history="1" r:id="rId0l1hszxv8kl92uqisqzhz">
+      <w:hyperlink w:history="1" r:id="rId3pg0cwasjbtcwr6objhep">
         <w:r>
           <w:rPr>
             <w:color w:val="1D4ED8"/>
@@ -49742,7 +49742,7 @@
         </w:rPr>
         <w:t xml:space="preserve"> </w:t>
       </w:r>
-      <w:hyperlink w:history="1" r:id="rId3ipq6eggljbfm2mlb5hwv">
+      <w:hyperlink w:history="1" r:id="rIdpz5vcqxbormll0xjzgztq">
         <w:r>
           <w:rPr>
             <w:color w:val="1D4ED8"/>
@@ -49814,7 +49814,7 @@
         </w:rPr>
         <w:t xml:space="preserve"> </w:t>
       </w:r>
-      <w:hyperlink w:history="1" r:id="rIduinqhv_kizdm0q-6nxwee">
+      <w:hyperlink w:history="1" r:id="rId09ajelv5bfjqqzmf2vwsa">
         <w:r>
           <w:rPr>
             <w:color w:val="1D4ED8"/>
@@ -49875,7 +49875,7 @@
         </w:rPr>
         <w:t xml:space="preserve"> </w:t>
       </w:r>
-      <w:hyperlink w:history="1" r:id="rId9bicftnjve-uoeh4yu7mq">
+      <w:hyperlink w:history="1" r:id="rIdckpvkhr9bicwfg1iedift">
         <w:r>
           <w:rPr>
             <w:color w:val="1D4ED8"/>
@@ -49936,7 +49936,7 @@
         </w:rPr>
         <w:t xml:space="preserve"> </w:t>
       </w:r>
-      <w:hyperlink w:history="1" r:id="rIdg80m30z0u_46z7mtt5ds6">
+      <w:hyperlink w:history="1" r:id="rIdo7qfhmkz7t7ewsouh7xz9">
         <w:r>
           <w:rPr>
             <w:color w:val="1D4ED8"/>
@@ -49997,7 +49997,7 @@
         </w:rPr>
         <w:t xml:space="preserve"> </w:t>
       </w:r>
-      <w:hyperlink w:history="1" r:id="rIdiwe2w7ipliklbgc5ajomf">
+      <w:hyperlink w:history="1" r:id="rIdqwtncvgwgekldmewqm40f">
         <w:r>
           <w:rPr>
             <w:color w:val="1D4ED8"/>
@@ -50058,7 +50058,7 @@
         </w:rPr>
         <w:t xml:space="preserve"> </w:t>
       </w:r>
-      <w:hyperlink w:history="1" r:id="rId9jde5ts3fkka1xp5swlax">
+      <w:hyperlink w:history="1" r:id="rId-0dswd7z093rwlrvyi0n2">
         <w:r>
           <w:rPr>
             <w:color w:val="1D4ED8"/>
@@ -50119,7 +50119,7 @@
         </w:rPr>
         <w:t xml:space="preserve"> </w:t>
       </w:r>
-      <w:hyperlink w:history="1" r:id="rIdmp2jdwf1v8gnzjbgem_-o">
+      <w:hyperlink w:history="1" r:id="rIdv4iwwvnu894tphkk15n3u">
         <w:r>
           <w:rPr>
             <w:color w:val="1D4ED8"/>
@@ -50180,7 +50180,7 @@
         </w:rPr>
         <w:t xml:space="preserve"> </w:t>
       </w:r>
-      <w:hyperlink w:history="1" r:id="rIdlgozi8dhbm04rws7n745z">
+      <w:hyperlink w:history="1" r:id="rIdyuu4subq3cumknqdxyulv">
         <w:r>
           <w:rPr>
             <w:color w:val="1D4ED8"/>
@@ -50241,7 +50241,7 @@
         </w:rPr>
         <w:t xml:space="preserve"> </w:t>
       </w:r>
-      <w:hyperlink w:history="1" r:id="rIdsgk1kvuhyubsnotjfohls">
+      <w:hyperlink w:history="1" r:id="rIdfrrdz5ob4yzkxvt9arsrn">
         <w:r>
           <w:rPr>
             <w:color w:val="1D4ED8"/>
@@ -50302,7 +50302,7 @@
         </w:rPr>
         <w:t xml:space="preserve"> </w:t>
       </w:r>
-      <w:hyperlink w:history="1" r:id="rIdwpzyijccwohooaitpn0sa">
+      <w:hyperlink w:history="1" r:id="rIdbajn8bkjhwpckda6s6m_e">
         <w:r>
           <w:rPr>
             <w:color w:val="1D4ED8"/>
@@ -50363,7 +50363,7 @@
         </w:rPr>
         <w:t xml:space="preserve"> </w:t>
       </w:r>
-      <w:hyperlink w:history="1" r:id="rId3he7nopwuqwabrbc1es1e">
+      <w:hyperlink w:history="1" r:id="rIdidv5xrtaw8_yoc37h4wtd">
         <w:r>
           <w:rPr>
             <w:color w:val="1D4ED8"/>
@@ -50424,7 +50424,7 @@
         </w:rPr>
         <w:t xml:space="preserve"> </w:t>
       </w:r>
-      <w:hyperlink w:history="1" r:id="rIdd1qsuapmj5loylfjzvvro">
+      <w:hyperlink w:history="1" r:id="rId4gzacfcy0_r_cyfulysah">
         <w:r>
           <w:rPr>
             <w:color w:val="1D4ED8"/>
@@ -50485,7 +50485,7 @@
         </w:rPr>
         <w:t xml:space="preserve"> </w:t>
       </w:r>
-      <w:hyperlink w:history="1" r:id="rIdwdfrnmzni6ept3xbth2gr">
+      <w:hyperlink w:history="1" r:id="rIdvc-dk4tvodkwiaygsqh4u">
         <w:r>
           <w:rPr>
             <w:color w:val="1D4ED8"/>
@@ -50546,7 +50546,7 @@
         </w:rPr>
         <w:t xml:space="preserve"> </w:t>
       </w:r>
-      <w:hyperlink w:history="1" r:id="rIdkxbr-hwvr9hzbrjwzut2h">
+      <w:hyperlink w:history="1" r:id="rIdo2euauyxacjwyh_rfyx1n">
         <w:r>
           <w:rPr>
             <w:color w:val="1D4ED8"/>
@@ -50607,7 +50607,7 @@
         </w:rPr>
         <w:t xml:space="preserve"> </w:t>
       </w:r>
-      <w:hyperlink w:history="1" r:id="rIdc4ileeohjpdyvxm7haz27">
+      <w:hyperlink w:history="1" r:id="rIdtp0n28tnb7o57gqzjbkvt">
         <w:r>
           <w:rPr>
             <w:color w:val="1D4ED8"/>
@@ -50668,7 +50668,7 @@
         </w:rPr>
         <w:t xml:space="preserve"> </w:t>
       </w:r>
-      <w:hyperlink w:history="1" r:id="rIdib0ybqjqpfwn7nnbdmfj-">
+      <w:hyperlink w:history="1" r:id="rIdy-g-mi5oe3xpgipq2vckh">
         <w:r>
           <w:rPr>
             <w:color w:val="1D4ED8"/>
@@ -50729,7 +50729,7 @@
         </w:rPr>
         <w:t xml:space="preserve"> </w:t>
       </w:r>
-      <w:hyperlink w:history="1" r:id="rIdy7aowkf0icagscmys_bhk">
+      <w:hyperlink w:history="1" r:id="rIddtcrtmm20lcuvdk24_s85">
         <w:r>
           <w:rPr>
             <w:color w:val="1D4ED8"/>
@@ -50790,7 +50790,7 @@
         </w:rPr>
         <w:t xml:space="preserve"> </w:t>
       </w:r>
-      <w:hyperlink w:history="1" r:id="rId5we-wmnkga-xpnx__spdm">
+      <w:hyperlink w:history="1" r:id="rId9b2fgs7yywopjdglwgfia">
         <w:r>
           <w:rPr>
             <w:color w:val="1D4ED8"/>
@@ -50851,7 +50851,7 @@
         </w:rPr>
         <w:t xml:space="preserve"> </w:t>
       </w:r>
-      <w:hyperlink w:history="1" r:id="rIdygxdesrmaq3tz3wwhoqto">
+      <w:hyperlink w:history="1" r:id="rIdbkwgmqhvtktncuk0v58lh">
         <w:r>
           <w:rPr>
             <w:color w:val="1D4ED8"/>
@@ -50912,7 +50912,7 @@
         </w:rPr>
         <w:t xml:space="preserve"> </w:t>
       </w:r>
-      <w:hyperlink w:history="1" r:id="rIdw487xrru83tz4dn9unkaq">
+      <w:hyperlink w:history="1" r:id="rId83q7dx4aexbt9av4r97hw">
         <w:r>
           <w:rPr>
             <w:color w:val="1D4ED8"/>
@@ -50973,7 +50973,7 @@
         </w:rPr>
         <w:t xml:space="preserve"> </w:t>
       </w:r>
-      <w:hyperlink w:history="1" r:id="rIdnywuwtcwa3usem-ud4m10">
+      <w:hyperlink w:history="1" r:id="rIdfly0h7_rteehohimhvjdr">
         <w:r>
           <w:rPr>
             <w:color w:val="1D4ED8"/>
